--- a/klagomål/A 3426-2026 FSC-klagomål.docx
+++ b/klagomål/A 3426-2026 FSC-klagomål.docx
@@ -1861,7 +1861,7 @@
     <w:r>
       <w:tab/>
       <w:tab/>
-      <w:t>2026-05-16</w:t>
+      <w:t>2026-05-17</w:t>
       <w:br/>
       <w:br/>
     </w:r>

--- a/klagomål/A 3426-2026 FSC-klagomål.docx
+++ b/klagomål/A 3426-2026 FSC-klagomål.docx
@@ -1861,7 +1861,7 @@
     <w:r>
       <w:tab/>
       <w:tab/>
-      <w:t>2026-05-17</w:t>
+      <w:t>2026-05-18</w:t>
       <w:br/>
       <w:br/>
     </w:r>

--- a/klagomål/A 3426-2026 FSC-klagomål.docx
+++ b/klagomål/A 3426-2026 FSC-klagomål.docx
@@ -1861,7 +1861,7 @@
     <w:r>
       <w:tab/>
       <w:tab/>
-      <w:t>2026-05-18</w:t>
+      <w:t>2026-05-19</w:t>
       <w:br/>
       <w:br/>
     </w:r>
